--- a/hin/docx/01.content.docx
+++ b/hin/docx/01.content.docx
@@ -136,13 +136,6 @@
         <w:rPr>
           <w:lang w:val="hi_IN" w:bidi="hi_IN"/>
         </w:rPr>
-      </w:r>
-      <w:r>
-        <w:rPr>
-          <w:i/>
-          <w:lang w:val="hi_IN" w:bidi="hi_IN"/>
-        </w:rPr>
-        <w:t>उत्पत्ति 1:1, उत्पत्ति 1:2, उत्पत्ति 1:3, उत्पत्ति 1:7–8, उत्पत्ति 1:10, उत्पत्ति 1:11–12, उत्पत्ति 1:14, उत्पत्ति 1:16, उत्पत्ति 1:21, उत्पत्ति 1:22, उत्पत्ति 1:26, उत्पत्ति 1:26 (#2), उत्पत्ति 1:27, उत्पत्ति 1:28, उत्पत्ति 1:29, उत्पत्ति 1:31, उत्पत्ति 2:2–3, उत्पत्ति 2:6, उत्पत्ति 2:7, उत्पत्ति 2:8, उत्पत्ति 2:9, उत्पत्ति 2:15, उत्पत्ति 2:16–17, उत्पत्ति 2:17, उत्पत्ति 2:18, उत्पत्ति 2:19, उत्पत्ति 2:20, उत्पत्ति 2:22, उत्पत्ति 2:23, उत्पत्ति 2:24, उत्पत्ति 2:25, उत्पत्ति 3:1, उत्पत्ति 3:4, उत्पत्ति 3:5, उत्पत्ति 3:6, उत्पत्ति 3:6 (#2), उत्पत्ति 3:7, उत्पत्ति 3:8, उत्पत्ति 3:10, उत्पत्ति 3:12, उत्पत्ति 3:13, उत्पत्ति 3:15, उत्पत्ति 3:16, उत्पत्ति 3:17, उत्पत्ति 3:20, उत्पत्ति 3:21, उत्पत्ति 3:22, उत्पत्ति 3:24, उत्पत्ति 4:2, उत्पत्ति 4:3, उत्पत्ति 4:4, उत्पत्ति 4:4–5, उत्पत्ति 4:5, उत्पत्ति 4:7, उत्पत्ति 4:8, उत्पत्ति 4:9, उत्पत्ति 4:12, उत्पत्ति 4:15, उत्पत्ति 4:16, उत्पत्ति 4:19, उत्पत्ति 4:23, उत्पत्ति 4:25, उत्पत्ति 4:26, उत्पत्ति 5:1, उत्पत्ति 5:1 (#2), उत्पत्ति 5:2, उत्पत्ति 5:5, उत्पत्ति 5:8, उत्पत्ति 5:14, उत्पत्ति 5:20, उत्पत्ति 5:24, उत्पत्ति 5:29, उत्पत्ति 5:32, उत्पत्ति 6:2, उत्पत्ति 6:3, उत्पत्ति 6:4, उत्पत्ति 6:5, उत्पत्ति 6:7, उत्पत्ति 6:8, उत्पत्ति 6:9, उत्पत्ति 6:14, उत्पत्ति 6:17, उत्पत्ति 6:18, उत्पत्ति 6:18 (#2), उत्पत्ति 6:19, उत्पत्ति 6:22, उत्पत्ति 7:2, उत्पत्ति 7:4, उत्पत्ति 7:6, उत्पत्ति 7:9, उत्पत्ति 7:11, उत्पत्ति 7:16, उत्पत्ति 7:20, उत्पत्ति 7:21, उत्पत्ति 7:23, उत्पत्ति 8:1–2, उत्पत्ति 8:4, उत्पत्ति 8:9, उत्पत्ति 8:11, उत्पत्ति 8:12, उत्पत्ति 8:13, उत्पत्ति 8:17, उत्पत्ति 8:20, उत्पत्ति 8:21, उत्पत्ति 8:21 (#2), उत्पत्ति 9:1, उत्पत्ति 9:3, उत्पत्ति 9:4, उत्पत्ति 9:4 (#2), उत्पत्ति 9:5–6, उत्पत्ति 9:6, उत्पत्ति 9:9–11, उत्पत्ति 9:13, उत्पत्ति 9:15, उत्पत्ति 9:16–17, उत्पत्ति 9:18, उत्पत्ति 9:20–21, उत्पत्ति 9:23, उत्पत्ति 9:25, उत्पत्ति 9:26–27, उत्पत्ति 10:5, उत्पत्ति 10:9, उत्पत्ति 10:10, उत्पत्ति 10:11, उत्पत्ति 10:15, उत्पत्ति 10:20, उत्पत्ति 10:25, उत्पत्ति 10:31, उत्पत्ति 10:32, उत्पत्ति 11:1, उत्पत्ति 11:2, उत्पत्ति 11:4, उत्पत्ति 11:4 (#2), उत्पत्ति 11:7, उत्पत्ति 11:7 (#2), उत्पत्ति 11:8, उत्पत्ति 11:9, उत्पत्ति 11:10, उत्पत्ति 11:26, उत्पत्ति 11:27, उत्पत्ति 11:28, उत्पत्ति 11:29, उत्पत्ति 11:30, उत्पत्ति 11:31, उत्पत्ति 12:1, उत्पत्ति 12:2–3, उत्पत्ति 12:5, उत्पत्ति 12:5 (#2), उत्पत्ति 12:7, उत्पत्ति 12:8, उत्पत्ति 12:10, उत्पत्ति 12:12, उत्पत्ति 12:13, उत्पत्ति 12:15, उत्पत्ति 12:17, उत्पत्ति 12:18–19, उत्पत्ति 12:20, उत्पति 13:1, उत्पत्ति 13:2, उत्पति 13:6–7, उत्पति 13:9, उत्पत्ति 13:10–11, उत्पत्ति 13:12, उत्पति 13:13, उत्पत्ति 13:14–15, उत्पति 13:16, उत्पति 13:18, उत्पति 14:11–12, उत्पति 14:14, उत्पत्ति 14:15–16, उत्पति 14:17–18, उत्पति 14:18, उत्पति 14:18 (#2), उत्पत्ति 14:19–20, उत्पति 14:20, उत्पति 14:21, उत्पति 14:22–23, उत्पति 14:23–24, उत्पति 15:1, उत्पत्ति 15:2–3, उत्पत्ति 15:4, उत्पत्ति 15:5, उत्पत्ति 15:6, उत्पत्ति 15:8, उत्पति 15:10, उत्पति 15:12, उत्पति 15:13, उत्पति 15:14, उत्पति 15:15, उत्पति 15:16, उत्पति 15:17, उत्पति 15:18–21, उत्पति 16:1–2, उत्पत्ति 16:4, उत्पत्ति 16:5–6, उत्पत्ति 16:6, उत्पत्ति 16:9, उत्पत्ति 16:10, उत्पति 16:11, उत्पति 16:12, उत्पति 16:13, उत्पत्ति 16:16, उत्पत्ति 17:1, उत्पत्ति 17:1 (#2), उत्पत्ति 17:5, उत्पति 17:8, उत्पत्ति 17:8 (#2), उत्पति 17:10–11, उत्पति 17:12, उत्पति 17:12–13, उत्पति 17:14, उत्पति 17:15, उत्पति 17:16, उत्पति 17:17, उत्पति 17:19, उत्पति 17:19 (#2), उत्पति 17:20, उत्पत्ति 17:21, उत्पति 17:24–27, उत्पति 17:25, उत्पति 18:2, उत्पति 18:4–5, उत्पति 18:9, उत्पति 18:10, उत्पति 18:12, उत्पति 18:14, उत्पति 18:16, उत्पति 18:17, उत्पति 18:19, उत्पति 18:20–21, उत्पति 18:23, उत्पति 18:26, उत्पति 18:28, उत्पति 18:29, उत्पति 18:30, उत्पति 18:31, उत्पति 18:32, उत्पति 19:2, उत्पति 19:2 (#2), उत्पति 19:3, उत्पति 19:5, उत्पति 19:8, उत्पति 19:9, उत्पति 19:11, उत्पति 19:13, उत्पति 19:14, उत्पति 19:15, उत्पति 19:16, उत्पति 19:17, उत्पति 19:22, उत्पति 19:24, उत्पति 19:26, उत्पति 19:28, उत्पति 19:30, उत्पति 19:31–32, उत्पत्ति 19:37–38, उत्पति 20:1–2, उत्पति 20:3, उत्पति 20:5, उत्पति 20:7, उत्पत्ति 20:8, उत्पति 20:11, उत्पत्ति 20:12, उत्पति 20:16, उत्पत्ति 20:16 (#2), उत्पति 20:17, उत्पति 21:2, उत्पति 21:4, उत्पति 21:6, उत्पति 21:9, उत्पति 21:10, उत्पति 21:11, उत्पत्ति 21:12, उत्पत्ति 21:14, उत्पत्ति 21:18, उत्पत्ति 21:19, उत्पत्ति 21:20–21, उत्पत्ति 21:23, उत्पत्ति 21:25, उत्पत्ति 21:28–30, उत्पत्ति 21:32, उत्पत्ति 21:33, उत्पत्ति 21:34, उत्पत्ति 22:1–2, उत्पत्ति 22:3, उत्पत्ति 22:5, उत्पत्ति 22:7, उत्पत्ति 22:8, उत्पत्ति 22:9, उत्पत्ति 22:12, उत्पत्ति 22:12 (#2), उत्पत्ति 22:13, उत्पत्ति 22:14, उत्पत्ति 22:16–17, उत्पत्ति 22:18, उत्पत्ति 23:2, उत्पत्ति 23:3–4, उत्पत्ति 23:5–6, उत्पत्ति 23:10–11, उत्पत्ति 23:12–13, उत्पत्ति 23:14–15, उत्पत्ति 23:14–16, उत्पत्ति 23:17–18, उत्पत्ति 23:19, उत्पत्ति 24:2–4, उत्पत्ति 24:5–6, उत्पत्ति 24:12–14, उत्पत्ति 24:15, उत्पत्ति 24:17–18, उत्पत्ति 24:19, उत्पत्ति 24:26–27, उत्पत्ति 24:29, उत्पत्ति 24:31, उत्पत्ति 24:33, उत्पत्ति 24:40, उत्पत्ति 24:47, उत्पत्ति 24:50–51, उत्पत्ति 24:52–53, उत्पत्ति 24:54–55, उत्पत्ति 24:56–58, उत्पत्ति 24:60, उत्पत्ति 24:63, उत्पत्ति 24:64–65, उत्पत्ति 24:67, उत्पत्ति 25:1, उत्पत्ति 25:5–6, उत्पत्ति 25:7, उत्पत्ति 25:9, उत्पत्ति 25:18, उत्पत्ति 25:21, उत्पत्ति 25:23, उत्पत्ति 25:25, उत्पत्ति 25:26, उत्पत्ति 25:27, उत्पत्ति 25:27 (#2), उत्पत्ति 25:28, उत्पत्ति 25:30, उत्पत्ति 25:31, उत्पत्ति 25:33, उत्पत्ति 25:34, उत्पत्ति 26:1, उत्पत्ति 26:2, उत्पत्ति 26:3, उत्पत्ति 26:5, उत्पत्ति 26:7, उत्पत्ति 26:9–10, उत्पत्ति 26:11, उत्पत्ति 26:16, उत्पत्ति 26:18, उत्पत्ति 26:22, उत्पत्ति 26:23–24, उत्पत्ति 26:28–29, उत्पत्ति 26:30–31, उत्पत्ति 26:34, उत्पत्ति 26:35, उत्पत्ति 27:1, उत्पत्ति 27:3–4, उत्पत्ति 27:8–10, उत्पत्ति 27:11–12, उत्पत्ति 27:15–16, उत्पत्ति 27:20, उत्पत्ति 27:22–23, उत्पत्ति 27:24, उत्पत्ति 27:26–27, उत्पत्ति 27:29, उत्पत्ति 27:30–31, उत्पत्ति 27:34–35, उत्पत्ति 27:36, उत्पत्ति 27:39–40, उत्पत्ति 27:41, उत्पत्ति 27:43, उत्पत्ति 28:1, उत्पत्ति 28:2, उत्पत्ति 28:4, उत्पत्ति 28:8–9, उत्पत्ति 28:12–13, उत्पत्ति 28:13, उत्पत्ति 28:13 (#2), उत्पत्ति 28:17, उत्पत्ति 28:19, उत्पत्ति 28:20–21, उत्पत्ति 28:22, उत्पत्ति 29:4, उत्पत्ति 29:6, उत्पत्ति 29:10, उत्पत्ति 29:12, उत्पत्ति 29:13, उत्पत्ति 29:16–17, उत्पत्ति 29:18, उत्पत्ति 29:20, उत्पत्ति 29:23–25, उत्पत्ति 29:24, उत्पत्ति 29:26, उत्पत्ति 29:27, उत्पत्ति 29:29, उत्पत्ति 29:31, उत्पत्ति 29:32, उत्पत्ति 29:32 (#2), उत्पत्ति 29:35, उत्पत्ति 30:2, उत्पत्ति 30:3, उत्पत्ति 30:7–8, उत्पत्ति 30:9, उत्पत्ति 30:10–11, उत्पत्ति 30:14–15, उत्पत्ति 30:20, उत्पत्ति 30:23, उत्पत्ति 30:25–26, उत्पत्ति 30:27, उत्पत्ति 30:32, उत्पत्ति 30:35–36, उत्पत्ति 30:37, उत्पत्ति 30:38, उत्पत्ति 30:39, उत्पत्ति 30:42, उत्पत्ति 31:1–2, उत्पत्ति 31:3, उत्पत्ति 31:8–9, उत्पत्ति 31:14–15, उत्पत्ति 31:19, उत्पत्ति 31:20, उत्पत्ति 31:22–23, उत्पत्ति 31:24, उत्पत्ति 31:31, उत्पत्ति 31:32, उत्पत्ति 31:34–35, उत्पत्ति 31:41, उत्पत्ति 31:43, उत्पत्ति 31:46, उत्पत्ति 31:49–50, उत्पत्ति 31:51–52, उत्पत्ति 31:52, उत्पत्ति 31:53, उत्पत्ति 31:55, उत्पत्ति 32:3, उत्पत्ति 32:5, उत्पत्ति 32:7–8, उत्पत्ति 32:11, उत्पत्ति 32:12, उत्पत्ति 32:20, उत्पत्ति 32:22, उत्पत्ति 32:24, उत्पत्ति 32:25, उत्पत्ति 32:26, उत्पत्ति 32:28, उत्पत्ति 32:30, उत्पत्ति 32:32, उत्पत्ति 33:2–3, उत्पत्ति 33:3, उत्पत्ति 33:4, उत्पत्ति 33:9, उत्पत्ति 33:11, उत्पत्ति 33:12–14, उत्पत्ति 33:14, उत्पत्ति 33:17, उत्पत्ति 33:18–19, उत्पत्ति 34:2, उत्पत्ति 34:5, उत्पत्ति 34:7, उत्पत्ति 34:8–9, उत्पत्ति 34:12, उत्पत्ति 34:13, उत्पत्ति 34:15, उत्पत्ति 34:23, उत्पत्ति 34:24, उत्पत्ति 34:25, उत्पत्ति 34:27–29, उत्पत्ति 34:30, उत्पत्ति 34:31, उत्पत्ति 35:1, उत्पत्ति 35:2, उत्पत्ति 35:5, उत्पत्ति 35:7, उत्पत्ति 35:10, उत्पत्ति 35:12, उत्पत्ति 35:18–19, उत्पत्ति 35:22, उत्पत्ति 35:22 (#2), उत्पत्ति 35:24, उत्पत्ति 35:28, उत्पत्ति 35:29, उत्पत्ति 36:1, उत्पत्ति 36:2, उत्पत्ति 36:6–7, उत्पत्ति 36:8, उत्पत्ति 36:12, उत्पत्ति 36:15–16, उत्पत्ति 36:20, उत्पत्ति 36:31, उत्पत्ति 36:43, उत्पत्ति 37:1, उत्पत्ति 37:2, उत्पत्ति 37:3, उत्पत्ति 37:4, उत्पत्ति 37:7, उत्पत्ति 37:8, उत्पत्ति 37:9, उत्पत्ति 37:10, उत्पत्ति 37:14, उत्पत्ति 37:20, उत्पत्ति 37:22, उत्पत्ति 37:28, उत्पत्ति 37:28 (#2), उत्पत्ति 37:31–32, उत्पत्ति 37:34, उत्पत्ति 37:36, उत्पत्ति 38:2, उत्पत्ति 38:7, उत्पत्ति 38:9, उत्पत्ति 38:10, उत्पत्ति 38:11, उत्पत्ति 38:12, उत्पत्ति 38:14, उत्पत्ति 38:14 (#2), उत्पत्ति 38:18, उत्पत्ति 38:21, उत्पत्ति 38:24, उत्पत्ति 38:25, उत्पत्ति 38:26, उत्पत्ति 38:27, उत्पत्ति 38:28, उत्पत्ति 38:29–30, उत्पत्ति 39:1, उत्पत्ति 39:3–4, उत्पत्ति 39:6, उत्पत्ति 39:7, उत्पत्ति 39:8–9, उत्पत्ति 39:12, उत्पत्ति 39:14–15, उत्पत्ति 39:19–20, उत्पत्ति 39:21, उत्पत्ति 39:22, उत्पत्ति 39:23, उत्पत्ति 40:1, उत्पत्ति 40:5, उत्पत्ति 40:7–8, उत्पत्ति 40:8, उत्पत्ति 40:12–13, उत्पत्ति 40:14, उत्पत्ति 40:18–19, उत्पत्ति 40:20, उत्पत्ति 40:21–22, उत्पत्ति 40:23, उत्पत्ति 41:4, उत्पत्ति 41:7, उत्पत्ति 41:8, उत्पत्ति 41:12–13, उत्पत्ति 41:16, उत्पत्ति 41:25, उत्पत्ति 41:26, उत्पत्ति 41:27, उत्पत्ति 41:32, उत्पत्ति 41:34, उत्पत्ति 41:38, उत्पत्ति 41:40–41, उत्पत्ति 41:48–49, उत्पत्ति 41:50–52, उत्पत्ति 41:54, उत्पत्ति 41:55–56, उत्पत्ति 41:57, उत्पत्ति 42:1–4, उत्पत्ति 42:6, उत्पत्ति 42:7, उत्पत्ति 42:9, उत्पत्ति 42:13, उत्पत्ति 42:13 (#2), उत्पत्ति 42:15, उत्पत्ति 42:17, उत्पत्ति 42:18–20, उत्पत्ति 42:21–22, उत्पत्ति 42:24, उत्पत्ति 42:25, उत्पत्ति 42:28, उत्पत्ति 42:28 (#2), उत्पत्ति 42:35, उत्पत्ति 42:36, उत्पत्ति 42:37, उत्पत्ति 42:38, उत्पत्ति 42:38 (#2), उत्पत्ति 43:1–2, उत्पत्ति 43:3–5, उत्पत्ति 43:9, उत्पत्ति 43:11–12, उत्पत्ति 43:14, उत्पत्ति 43:18, उत्पत्ति 43:21–22, उत्पत्ति 43:23, उत्पत्ति 43:26, उत्पत्ति 43:27, उत्पत्ति 43:30, उत्पत्ति 43:32, उत्पत्ति 43:33, उत्पत्ति 43:34, उत्पत्ति 44:1–2, उत्पत्ति 44:4–5, उत्पत्ति 44:9, उत्पत्ति 44:10, उत्पत्ति 44:12–13, उत्पत्ति 44:14, उत्पत्ति 44:16, उत्पत्ति 44:16 (#2), उत्पत्ति 44:17, उत्पत्ति 44:20, उत्पत्ति 44:22, उत्पत्ति 44:23, उत्पत्ति 44:26, उत्पत्ति 44:28, उत्पत्ति 44:29, उत्पत्ति 44:31, उत्पत्ति 44:32, उत्पत्ति 44:33, उत्पत्ति 45:1–2, उत्पत्ति 45:3, उत्पत्ति 45:7, उत्पत्ति 45:8, उत्पत्ति 45:9–11, उत्पत्ति 45:13, उत्पत्ति 45:16–18, उत्पत्ति 45:21–23, उत्पत्ति 45:26, उत्पत्ति 45:28, उत्पत्ति 46:1, उत्पत्ति 46:3–4, उत्पत्ति 46:5–7, उत्पत्ति 46:12, उत्पत्ति 46:27, उत्पत्ति 46:29, उत्पत्ति 46:29 (#2), उत्पत्ति 46:34, उत्पत्ति 47:3, उत्पत्ति 47:4, उत्पत्ति 47:6, उत्पत्ति 47:7, उत्पत्ति 47:9, उत्पत्ति 47:9 (#2), उत्पत्ति 47:10, उत्पत्ति 47:14, उत्पत्ति 47:16–17, उत्पत्ति 47:18–19, उत्पत्ति 47:24, उत्पत्ति 47:27, उत्पत्ति 47:28, उत्पत्ति 47:30, उत्पत्ति 48:1, उत्पत्ति 48:4, उत्पत्ति 48:5–6, उत्पत्ति 48:8–10, उत्पत्ति 48:14, उत्पत्ति 48:14 (#2), उत्पत्ति 48:17–18, उत्पत्ति 48:19, उत्पत्ति 48:20, उत्पत्ति 48:21, उत्पत्ति 49:1, उत्पत्ति 49:3, उत्पत्ति 49:4, उत्पत्ति 49:7, उत्पत्ति 49:8, उत्पत्ति 49:10, उत्पत्ति 49:13, उत्पत्ति 49:17, उत्पत्ति 49:20, उत्पत्ति 49:22, उत्पत्ति 49:24, उत्पत्ति 49:31, उत्पत्ति 49:33, उत्पत्ति 50:2–3, उत्पत्ति 50:4–6, उत्पत्ति 50:7–9, उत्पत्ति 50:11, उत्पत्ति 50:14, उत्पत्ति 50:15, उत्पत्ति 50:17, उत्पत्ति 50:18, उत्पत्ति 50:20, उत्पत्ति 50:22, उत्पत्ति 50:24, उत्पत्ति 50:24 (#2), उत्पत्ति 50:25, उत्पत्ति 50:26</w:t>
       </w:r>
       <w:r>
         <w:rPr>

--- a/hin/docx/01.content.docx
+++ b/hin/docx/01.content.docx
@@ -123,19 +123,6 @@
           <w:lang w:val="hi_IN" w:bidi="hi_IN"/>
         </w:rPr>
         <w:t>GEN</w:t>
-      </w:r>
-      <w:r>
-        <w:rPr>
-          <w:lang w:val="hi_IN" w:bidi="hi_IN"/>
-        </w:rPr>
-      </w:r>
-    </w:p>
-    <w:p>
-      <w:pPr/>
-      <w:r>
-        <w:rPr>
-          <w:lang w:val="hi_IN" w:bidi="hi_IN"/>
-        </w:rPr>
       </w:r>
       <w:r>
         <w:rPr>

--- a/hin/docx/01.content.docx
+++ b/hin/docx/01.content.docx
@@ -19,7 +19,7 @@
         <w:rPr>
           <w:lang w:val="hi_IN" w:bidi="hi_IN"/>
         </w:rPr>
-        <w:t>Resource: अनुवाद प्रश्न (unfoldingWord)</w:t>
+        <w:t>Resource: unfoldingWord® Translation Questions</w:t>
       </w:r>
       <w:r>
         <w:rPr>
@@ -85,7 +85,7 @@
         <w:rPr>
           <w:lang w:val="hi_IN" w:bidi="hi_IN"/>
         </w:rPr>
-        <w:t>अनुवाद प्रश्न (unfoldingWord)</w:t>
+        <w:t>unfoldingWord® Translation Questions</w:t>
       </w:r>
     </w:p>
     <w:p>
